--- a/4.Microservices/1.intro to microsvcs-api gateway.docx
+++ b/4.Microservices/1.intro to microsvcs-api gateway.docx
@@ -763,6 +763,7 @@
         <w:pStyle w:val="ListParagraph"/>
       </w:pPr>
       <w:r>
+        <w:lastRenderedPageBreak/>
         <w:t xml:space="preserve">If it is monolithic, </w:t>
       </w:r>
       <w:r>
@@ -1397,64 +1398,383 @@
         <w:t>API gateway pattern</w:t>
       </w:r>
     </w:p>
-    <w:p>
-      <w:r>
-        <w:rPr>
-          <w:noProof/>
-          <w:lang w:eastAsia="en-IN"/>
-        </w:rPr>
-        <w:drawing>
-          <wp:inline distT="0" distB="0" distL="0" distR="0" wp14:anchorId="70E6D0C5" wp14:editId="61E41877">
-            <wp:extent cx="6677025" cy="3714750"/>
-            <wp:effectExtent l="0" t="0" r="9525" b="0"/>
-            <wp:docPr id="5" name="Picture 5"/>
-            <wp:cNvGraphicFramePr>
-              <a:graphicFrameLocks xmlns:a="http://schemas.openxmlformats.org/drawingml/2006/main" noChangeAspect="1"/>
-            </wp:cNvGraphicFramePr>
-            <a:graphic xmlns:a="http://schemas.openxmlformats.org/drawingml/2006/main">
-              <a:graphicData uri="http://schemas.openxmlformats.org/drawingml/2006/picture">
-                <pic:pic xmlns:pic="http://schemas.openxmlformats.org/drawingml/2006/picture">
-                  <pic:nvPicPr>
-                    <pic:cNvPr id="0" name="Picture 1"/>
-                    <pic:cNvPicPr>
-                      <a:picLocks noChangeAspect="1" noChangeArrowheads="1"/>
-                    </pic:cNvPicPr>
-                  </pic:nvPicPr>
-                  <pic:blipFill>
-                    <a:blip r:embed="rId13">
-                      <a:extLst>
-                        <a:ext uri="{28A0092B-C50C-407E-A947-70E740481C1C}">
-                          <a14:useLocalDpi xmlns:a14="http://schemas.microsoft.com/office/drawing/2010/main" val="0"/>
-                        </a:ext>
-                      </a:extLst>
-                    </a:blip>
-                    <a:srcRect/>
-                    <a:stretch>
-                      <a:fillRect/>
-                    </a:stretch>
-                  </pic:blipFill>
-                  <pic:spPr bwMode="auto">
-                    <a:xfrm>
-                      <a:off x="0" y="0"/>
-                      <a:ext cx="6677025" cy="3714750"/>
-                    </a:xfrm>
-                    <a:prstGeom prst="rect">
-                      <a:avLst/>
-                    </a:prstGeom>
-                    <a:noFill/>
-                    <a:ln>
-                      <a:noFill/>
-                    </a:ln>
-                  </pic:spPr>
-                </pic:pic>
-              </a:graphicData>
-            </a:graphic>
-          </wp:inline>
-        </w:drawing>
-      </w:r>
-    </w:p>
-    <w:p>
-      <w:r>
+    <w:tbl>
+      <w:tblPr>
+        <w:tblStyle w:val="TableGrid"/>
+        <w:tblW w:w="0" w:type="auto"/>
+        <w:tblLook w:val="04A0" w:firstRow="1" w:lastRow="0" w:firstColumn="1" w:lastColumn="0" w:noHBand="0" w:noVBand="1"/>
+      </w:tblPr>
+      <w:tblGrid>
+        <w:gridCol w:w="11515"/>
+        <w:gridCol w:w="11515"/>
+      </w:tblGrid>
+      <w:tr>
+        <w:tc>
+          <w:tcPr>
+            <w:tcW w:w="11515" w:type="dxa"/>
+          </w:tcPr>
+          <w:p>
+            <w:r>
+              <w:t>It encapsulates the internal system architecture</w:t>
+            </w:r>
+          </w:p>
+          <w:p>
+            <w:r>
+              <w:rPr>
+                <w:rFonts w:ascii="Arial" w:hAnsi="Arial" w:cs="Arial"/>
+              </w:rPr>
+              <w:t>→</w:t>
+            </w:r>
+            <w:r>
+              <w:t xml:space="preserve"> Handle cross-cutting concerns like security, load balancing, rate limiting, and</w:t>
+            </w:r>
+          </w:p>
+          <w:p>
+            <w:r>
+              <w:t>analytics</w:t>
+            </w:r>
+          </w:p>
+          <w:p>
+            <w:r>
+              <w:t>Advantages</w:t>
+            </w:r>
+          </w:p>
+          <w:p>
+            <w:r>
+              <w:rPr>
+                <w:rFonts w:ascii="Arial" w:hAnsi="Arial" w:cs="Arial"/>
+              </w:rPr>
+              <w:t>→</w:t>
+            </w:r>
+            <w:r>
+              <w:t xml:space="preserve"> Can authenticate incoming requests and pass only valid requests to the</w:t>
+            </w:r>
+          </w:p>
+          <w:p>
+            <w:r>
+              <w:t>services</w:t>
+            </w:r>
+            <w:r>
+              <w:t xml:space="preserve"> ex:- if </w:t>
+            </w:r>
+            <w:r>
+              <w:t>for all 20 micro svcs if same sec, then instead of writing sec for all ms keep that logic only in api gateway</w:t>
+            </w:r>
+          </w:p>
+          <w:p>
+            <w:r>
+              <w:rPr>
+                <w:rFonts w:ascii="Arial" w:hAnsi="Arial" w:cs="Arial"/>
+              </w:rPr>
+              <w:t>→</w:t>
+            </w:r>
+            <w:r>
+              <w:t xml:space="preserve"> Can aggregate responses from different microservices</w:t>
+            </w:r>
+          </w:p>
+          <w:p>
+            <w:r>
+              <w:rPr>
+                <w:rFonts w:ascii="Arial" w:hAnsi="Arial" w:cs="Arial"/>
+              </w:rPr>
+              <w:t>→</w:t>
+            </w:r>
+            <w:r>
+              <w:t xml:space="preserve"> Plays a crucial role in simplifying client interactions and managing</w:t>
+            </w:r>
+          </w:p>
+          <w:p>
+            <w:r>
+              <w:t>cross-cutting concerns</w:t>
+            </w:r>
+          </w:p>
+        </w:tc>
+        <w:tc>
+          <w:tcPr>
+            <w:tcW w:w="11515" w:type="dxa"/>
+          </w:tcPr>
+          <w:p>
+            <w:r>
+              <w:t>uses of api gateway</w:t>
+            </w:r>
+          </w:p>
+          <w:p>
+            <w:pPr>
+              <w:pStyle w:val="ListParagraph"/>
+              <w:numPr>
+                <w:ilvl w:val="0"/>
+                <w:numId w:val="23"/>
+              </w:numPr>
+              <w:spacing w:after="160" w:line="259" w:lineRule="auto"/>
+            </w:pPr>
+            <w:r>
+              <w:t xml:space="preserve">Authentication , authorization </w:t>
+            </w:r>
+            <w:r>
+              <w:t xml:space="preserve">– instead </w:t>
+            </w:r>
+          </w:p>
+          <w:p>
+            <w:pPr>
+              <w:pStyle w:val="ListParagraph"/>
+              <w:numPr>
+                <w:ilvl w:val="0"/>
+                <w:numId w:val="23"/>
+              </w:numPr>
+            </w:pPr>
+            <w:r>
+              <w:t>Request routing</w:t>
+            </w:r>
+            <w:r>
+              <w:t xml:space="preserve"> –</w:t>
+            </w:r>
+            <w:r>
+              <w:t>means</w:t>
+            </w:r>
+            <w:r>
+              <w:t xml:space="preserve"> user </w:t>
+            </w:r>
+            <w:r>
+              <w:t xml:space="preserve"> instead</w:t>
+            </w:r>
+            <w:r>
+              <w:t xml:space="preserve"> </w:t>
+            </w:r>
+            <w:r>
+              <w:t xml:space="preserve">of calling direct svc, </w:t>
+            </w:r>
+            <w:r>
+              <w:t>user should</w:t>
+            </w:r>
+            <w:r>
+              <w:t xml:space="preserve"> </w:t>
+            </w:r>
+            <w:r>
+              <w:t>call</w:t>
+            </w:r>
+            <w:r>
+              <w:t xml:space="preserve"> api gateway with service name , this api gateway will redirect to target </w:t>
+            </w:r>
+            <w:r>
+              <w:t xml:space="preserve"> </w:t>
+            </w:r>
+            <w:r>
+              <w:t>service ,</w:t>
+            </w:r>
+            <w:r>
+              <w:t>hmm directly we can call direct api no need of req routing in real proj</w:t>
+            </w:r>
+          </w:p>
+          <w:p>
+            <w:r>
+              <w:t xml:space="preserve">we will define all the mappings in api gateway like for which context path we should route to which url like for </w:t>
+            </w:r>
+          </w:p>
+          <w:p>
+            <w:r>
+              <w:t>‘/api/user’ redirect to  ‘http://localhost:8081’</w:t>
+            </w:r>
+          </w:p>
+          <w:p>
+            <w:r>
+              <w:t>‘/api/products’ redirect to  ‘http://localhost:8082’</w:t>
+            </w:r>
+          </w:p>
+          <w:p/>
+          <w:p>
+            <w:pPr>
+              <w:pStyle w:val="ListParagraph"/>
+              <w:numPr>
+                <w:ilvl w:val="0"/>
+                <w:numId w:val="23"/>
+              </w:numPr>
+            </w:pPr>
+            <w:r>
+              <w:t>Load balancing</w:t>
+            </w:r>
+            <w:r>
+              <w:t xml:space="preserve"> – AWS ELB also can do then why this</w:t>
+            </w:r>
+          </w:p>
+          <w:p>
+            <w:pPr>
+              <w:pStyle w:val="ListParagraph"/>
+              <w:numPr>
+                <w:ilvl w:val="0"/>
+                <w:numId w:val="23"/>
+              </w:numPr>
+            </w:pPr>
+            <w:r>
+              <w:t xml:space="preserve">Rate limiting </w:t>
+            </w:r>
+          </w:p>
+          <w:p>
+            <w:pPr>
+              <w:pStyle w:val="ListParagraph"/>
+              <w:numPr>
+                <w:ilvl w:val="0"/>
+                <w:numId w:val="23"/>
+              </w:numPr>
+            </w:pPr>
+            <w:r>
+              <w:t>Req and response transformation – useless why should we keep the logic in api gateway</w:t>
+            </w:r>
+          </w:p>
+        </w:tc>
+      </w:tr>
+      <w:tr>
+        <w:tc>
+          <w:tcPr>
+            <w:tcW w:w="11515" w:type="dxa"/>
+          </w:tcPr>
+          <w:p>
+            <w:r>
+              <w:rPr>
+                <w:noProof/>
+                <w:lang w:eastAsia="en-IN"/>
+              </w:rPr>
+              <w:drawing>
+                <wp:inline distT="0" distB="0" distL="0" distR="0" wp14:anchorId="47EB9E24" wp14:editId="351EA3A5">
+                  <wp:extent cx="6677025" cy="3714750"/>
+                  <wp:effectExtent l="0" t="0" r="9525" b="0"/>
+                  <wp:docPr id="5" name="Picture 5"/>
+                  <wp:cNvGraphicFramePr>
+                    <a:graphicFrameLocks xmlns:a="http://schemas.openxmlformats.org/drawingml/2006/main" noChangeAspect="1"/>
+                  </wp:cNvGraphicFramePr>
+                  <a:graphic xmlns:a="http://schemas.openxmlformats.org/drawingml/2006/main">
+                    <a:graphicData uri="http://schemas.openxmlformats.org/drawingml/2006/picture">
+                      <pic:pic xmlns:pic="http://schemas.openxmlformats.org/drawingml/2006/picture">
+                        <pic:nvPicPr>
+                          <pic:cNvPr id="0" name="Picture 1"/>
+                          <pic:cNvPicPr>
+                            <a:picLocks noChangeAspect="1" noChangeArrowheads="1"/>
+                          </pic:cNvPicPr>
+                        </pic:nvPicPr>
+                        <pic:blipFill>
+                          <a:blip r:embed="rId13">
+                            <a:extLst>
+                              <a:ext uri="{28A0092B-C50C-407E-A947-70E740481C1C}">
+                                <a14:useLocalDpi xmlns:a14="http://schemas.microsoft.com/office/drawing/2010/main" val="0"/>
+                              </a:ext>
+                            </a:extLst>
+                          </a:blip>
+                          <a:srcRect/>
+                          <a:stretch>
+                            <a:fillRect/>
+                          </a:stretch>
+                        </pic:blipFill>
+                        <pic:spPr bwMode="auto">
+                          <a:xfrm>
+                            <a:off x="0" y="0"/>
+                            <a:ext cx="6677025" cy="3714750"/>
+                          </a:xfrm>
+                          <a:prstGeom prst="rect">
+                            <a:avLst/>
+                          </a:prstGeom>
+                          <a:noFill/>
+                          <a:ln>
+                            <a:noFill/>
+                          </a:ln>
+                        </pic:spPr>
+                      </pic:pic>
+                    </a:graphicData>
+                  </a:graphic>
+                </wp:inline>
+              </w:drawing>
+            </w:r>
+          </w:p>
+        </w:tc>
+        <w:tc>
+          <w:tcPr>
+            <w:tcW w:w="11515" w:type="dxa"/>
+          </w:tcPr>
+          <w:p>
+            <w:r>
+              <w:t>configuration in api gateway</w:t>
+            </w:r>
+          </w:p>
+          <w:p>
+            <w:bookmarkStart w:id="0" w:name="_GoBack"/>
+            <w:bookmarkEnd w:id="0"/>
+          </w:p>
+          <w:p>
+            <w:r>
+              <w:t>spring:</w:t>
+            </w:r>
+          </w:p>
+          <w:p>
+            <w:r>
+              <w:t xml:space="preserve">  application:</w:t>
+            </w:r>
+          </w:p>
+          <w:p>
+            <w:r>
+              <w:t xml:space="preserve">    name: gateway</w:t>
+            </w:r>
+          </w:p>
+          <w:p>
+            <w:r>
+              <w:t xml:space="preserve">  cloud:</w:t>
+            </w:r>
+          </w:p>
+          <w:p>
+            <w:r>
+              <w:t xml:space="preserve">    gateway:</w:t>
+            </w:r>
+          </w:p>
+          <w:p>
+            <w:r>
+              <w:t xml:space="preserve">      routes:</w:t>
+            </w:r>
+          </w:p>
+          <w:p>
+            <w:r>
+              <w:t xml:space="preserve">        - id: product-service</w:t>
+            </w:r>
+          </w:p>
+          <w:p>
+            <w:r>
+              <w:t xml:space="preserve">          uri: http://localhost:8081</w:t>
+            </w:r>
+          </w:p>
+          <w:p>
+            <w:r>
+              <w:t xml:space="preserve">          predicates:</w:t>
+            </w:r>
+          </w:p>
+          <w:p>
+            <w:r>
+              <w:t xml:space="preserve">            - Path=/api/products/**</w:t>
+            </w:r>
+          </w:p>
+          <w:p>
+            <w:r>
+              <w:t xml:space="preserve">        - id: user-service</w:t>
+            </w:r>
+          </w:p>
+          <w:p>
+            <w:r>
+              <w:t xml:space="preserve">          uri: http://localhost:8082</w:t>
+            </w:r>
+          </w:p>
+          <w:p>
+            <w:r>
+              <w:t xml:space="preserve">          predicates:</w:t>
+            </w:r>
+          </w:p>
+          <w:p>
+            <w:r>
+              <w:t xml:space="preserve">            - Path=/api/users/**</w:t>
+            </w:r>
+          </w:p>
+        </w:tc>
+      </w:tr>
+    </w:tbl>
+    <w:p/>
+    <w:p/>
+    <w:p>
+      <w:r>
+        <w:lastRenderedPageBreak/>
         <w:t xml:space="preserve">How API gateway know all the microservices </w:t>
       </w:r>
       <w:r>
@@ -1705,7 +2025,6 @@
           <w:noProof/>
           <w:lang w:eastAsia="en-IN"/>
         </w:rPr>
-        <w:lastRenderedPageBreak/>
         <w:drawing>
           <wp:inline distT="0" distB="0" distL="0" distR="0">
             <wp:extent cx="8839200" cy="5257800"/>
@@ -1778,6 +2097,7 @@
           </w:tcPr>
           <w:p>
             <w:r>
+              <w:lastRenderedPageBreak/>
               <w:t>app name that is registered in eureka</w:t>
             </w:r>
           </w:p>
@@ -1841,6 +2161,9 @@
       <w:r>
         <w:t>we should call only the api gateway url, api gateway will talk to the eureka and get the actual url</w:t>
       </w:r>
+      <w:r>
+        <w:t>, so api gateway should be also a eureka client</w:t>
+      </w:r>
     </w:p>
     <w:p>
       <w:pPr>
@@ -1985,7 +2308,6 @@
         </w:numPr>
       </w:pPr>
       <w:r>
-        <w:lastRenderedPageBreak/>
         <w:t>Pre filters are those filters which will be execute before routing the request to target ms</w:t>
       </w:r>
     </w:p>
@@ -2015,7 +2337,7 @@
           <v:shape id="_x0000_i1025" type="#_x0000_t75" style="width:77.25pt;height:49.5pt" o:ole="">
             <v:imagedata r:id="rId15" o:title=""/>
           </v:shape>
-          <o:OLEObject Type="Embed" ProgID="PBrush" ShapeID="_x0000_i1025" DrawAspect="Icon" ObjectID="_1772368309" r:id="rId16"/>
+          <o:OLEObject Type="Embed" ProgID="PBrush" ShapeID="_x0000_i1025" DrawAspect="Icon" ObjectID="_1847609976" r:id="rId16"/>
         </w:object>
       </w:r>
     </w:p>
@@ -2025,6 +2347,7 @@
           <w:noProof/>
           <w:lang w:eastAsia="en-IN"/>
         </w:rPr>
+        <w:lastRenderedPageBreak/>
         <w:drawing>
           <wp:inline distT="0" distB="0" distL="0" distR="0">
             <wp:extent cx="8524875" cy="5838825"/>
@@ -2135,35 +2458,35 @@
     </w:p>
     <w:p>
       <w:r>
+        <w:t xml:space="preserve">We wrote the above code in </w:t>
+      </w:r>
+      <w:r>
+        <w:t>API</w:t>
+      </w:r>
+      <w:r>
+        <w:t xml:space="preserve"> gateway to validate whether the header contains any header named Authorization or not</w:t>
+      </w:r>
+    </w:p>
+    <w:p>
+      <w:r>
+        <w:t xml:space="preserve">Predicates are nothing but conditions, if those conditions are satisfied then API gateway will route the request to target ms else it </w:t>
+      </w:r>
+      <w:r>
+        <w:t>won’t</w:t>
+      </w:r>
+      <w:r>
+        <w:t xml:space="preserve"> redirect</w:t>
+      </w:r>
+    </w:p>
+    <w:p>
+      <w:r>
+        <w:t>Here 2 predicates means 2 condition should satisfy</w:t>
+      </w:r>
+    </w:p>
+    <w:p/>
+    <w:p>
+      <w:r>
         <w:lastRenderedPageBreak/>
-        <w:t xml:space="preserve">We wrote the above code in </w:t>
-      </w:r>
-      <w:r>
-        <w:t>API</w:t>
-      </w:r>
-      <w:r>
-        <w:t xml:space="preserve"> gateway to validate whether the header contains any header named Authorization or not</w:t>
-      </w:r>
-    </w:p>
-    <w:p>
-      <w:r>
-        <w:t xml:space="preserve">Predicates are nothing but conditions, if those conditions are satisfied then API gateway will route the request to target ms else it </w:t>
-      </w:r>
-      <w:r>
-        <w:t>won’t</w:t>
-      </w:r>
-      <w:r>
-        <w:t xml:space="preserve"> redirect</w:t>
-      </w:r>
-    </w:p>
-    <w:p>
-      <w:r>
-        <w:t>Here 2 predicates means 2 condition should satisfy</w:t>
-      </w:r>
-    </w:p>
-    <w:p/>
-    <w:p>
-      <w:r>
         <w:t>The 3</w:t>
       </w:r>
       <w:r>
@@ -2579,16 +2902,14 @@
         <w:t>Header=Authorization, Bearer (.*)</w:t>
       </w:r>
     </w:p>
-    <w:p>
-      <w:bookmarkStart w:id="0" w:name="_GoBack"/>
-      <w:bookmarkEnd w:id="0"/>
-    </w:p>
+    <w:p/>
     <w:p>
       <w:r>
         <w:rPr>
           <w:noProof/>
           <w:lang w:eastAsia="en-IN"/>
         </w:rPr>
+        <w:lastRenderedPageBreak/>
         <w:drawing>
           <wp:inline distT="0" distB="0" distL="0" distR="0">
             <wp:extent cx="6667500" cy="3819525"/>
@@ -11238,6 +11559,95 @@
     </w:lvl>
   </w:abstractNum>
   <w:abstractNum w:abstractNumId="2">
+    <w:nsid w:val="078F2152"/>
+    <w:multiLevelType w:val="hybridMultilevel"/>
+    <w:tmpl w:val="2E9A4842"/>
+    <w:lvl w:ilvl="0" w:tplc="40090011">
+      <w:start w:val="1"/>
+      <w:numFmt w:val="decimal"/>
+      <w:lvlText w:val="%1)"/>
+      <w:lvlJc w:val="left"/>
+      <w:pPr>
+        <w:ind w:left="720" w:hanging="360"/>
+      </w:pPr>
+      <w:rPr>
+        <w:rFonts w:hint="default"/>
+      </w:rPr>
+    </w:lvl>
+    <w:lvl w:ilvl="1" w:tplc="40090019" w:tentative="1">
+      <w:start w:val="1"/>
+      <w:numFmt w:val="lowerLetter"/>
+      <w:lvlText w:val="%2."/>
+      <w:lvlJc w:val="left"/>
+      <w:pPr>
+        <w:ind w:left="1440" w:hanging="360"/>
+      </w:pPr>
+    </w:lvl>
+    <w:lvl w:ilvl="2" w:tplc="4009001B" w:tentative="1">
+      <w:start w:val="1"/>
+      <w:numFmt w:val="lowerRoman"/>
+      <w:lvlText w:val="%3."/>
+      <w:lvlJc w:val="right"/>
+      <w:pPr>
+        <w:ind w:left="2160" w:hanging="180"/>
+      </w:pPr>
+    </w:lvl>
+    <w:lvl w:ilvl="3" w:tplc="4009000F" w:tentative="1">
+      <w:start w:val="1"/>
+      <w:numFmt w:val="decimal"/>
+      <w:lvlText w:val="%4."/>
+      <w:lvlJc w:val="left"/>
+      <w:pPr>
+        <w:ind w:left="2880" w:hanging="360"/>
+      </w:pPr>
+    </w:lvl>
+    <w:lvl w:ilvl="4" w:tplc="40090019" w:tentative="1">
+      <w:start w:val="1"/>
+      <w:numFmt w:val="lowerLetter"/>
+      <w:lvlText w:val="%5."/>
+      <w:lvlJc w:val="left"/>
+      <w:pPr>
+        <w:ind w:left="3600" w:hanging="360"/>
+      </w:pPr>
+    </w:lvl>
+    <w:lvl w:ilvl="5" w:tplc="4009001B" w:tentative="1">
+      <w:start w:val="1"/>
+      <w:numFmt w:val="lowerRoman"/>
+      <w:lvlText w:val="%6."/>
+      <w:lvlJc w:val="right"/>
+      <w:pPr>
+        <w:ind w:left="4320" w:hanging="180"/>
+      </w:pPr>
+    </w:lvl>
+    <w:lvl w:ilvl="6" w:tplc="4009000F" w:tentative="1">
+      <w:start w:val="1"/>
+      <w:numFmt w:val="decimal"/>
+      <w:lvlText w:val="%7."/>
+      <w:lvlJc w:val="left"/>
+      <w:pPr>
+        <w:ind w:left="5040" w:hanging="360"/>
+      </w:pPr>
+    </w:lvl>
+    <w:lvl w:ilvl="7" w:tplc="40090019" w:tentative="1">
+      <w:start w:val="1"/>
+      <w:numFmt w:val="lowerLetter"/>
+      <w:lvlText w:val="%8."/>
+      <w:lvlJc w:val="left"/>
+      <w:pPr>
+        <w:ind w:left="5760" w:hanging="360"/>
+      </w:pPr>
+    </w:lvl>
+    <w:lvl w:ilvl="8" w:tplc="4009001B" w:tentative="1">
+      <w:start w:val="1"/>
+      <w:numFmt w:val="lowerRoman"/>
+      <w:lvlText w:val="%9."/>
+      <w:lvlJc w:val="right"/>
+      <w:pPr>
+        <w:ind w:left="6480" w:hanging="180"/>
+      </w:pPr>
+    </w:lvl>
+  </w:abstractNum>
+  <w:abstractNum w:abstractNumId="3">
     <w:nsid w:val="0BB72BDD"/>
     <w:multiLevelType w:val="multilevel"/>
     <w:tmpl w:val="FC24A038"/>
@@ -11350,7 +11760,7 @@
       </w:pPr>
     </w:lvl>
   </w:abstractNum>
-  <w:abstractNum w:abstractNumId="3">
+  <w:abstractNum w:abstractNumId="4">
     <w:nsid w:val="15865EAE"/>
     <w:multiLevelType w:val="hybridMultilevel"/>
     <w:tmpl w:val="9392D654"/>
@@ -11439,7 +11849,7 @@
       </w:pPr>
     </w:lvl>
   </w:abstractNum>
-  <w:abstractNum w:abstractNumId="4">
+  <w:abstractNum w:abstractNumId="5">
     <w:nsid w:val="174B4D86"/>
     <w:multiLevelType w:val="multilevel"/>
     <w:tmpl w:val="C0642EA4"/>
@@ -11552,7 +11962,7 @@
       </w:pPr>
     </w:lvl>
   </w:abstractNum>
-  <w:abstractNum w:abstractNumId="5">
+  <w:abstractNum w:abstractNumId="6">
     <w:nsid w:val="19823F3C"/>
     <w:multiLevelType w:val="multilevel"/>
     <w:tmpl w:val="34BEA6A4"/>
@@ -11701,7 +12111,7 @@
       </w:rPr>
     </w:lvl>
   </w:abstractNum>
-  <w:abstractNum w:abstractNumId="6">
+  <w:abstractNum w:abstractNumId="7">
     <w:nsid w:val="1D667BF5"/>
     <w:multiLevelType w:val="multilevel"/>
     <w:tmpl w:val="62ACCCC6"/>
@@ -11850,7 +12260,7 @@
       </w:rPr>
     </w:lvl>
   </w:abstractNum>
-  <w:abstractNum w:abstractNumId="7">
+  <w:abstractNum w:abstractNumId="8">
     <w:nsid w:val="21FF62B7"/>
     <w:multiLevelType w:val="hybridMultilevel"/>
     <w:tmpl w:val="B5BC662C"/>
@@ -11939,7 +12349,7 @@
       </w:pPr>
     </w:lvl>
   </w:abstractNum>
-  <w:abstractNum w:abstractNumId="8">
+  <w:abstractNum w:abstractNumId="9">
     <w:nsid w:val="22C475BD"/>
     <w:multiLevelType w:val="hybridMultilevel"/>
     <w:tmpl w:val="8B78F620"/>
@@ -12028,7 +12438,7 @@
       </w:pPr>
     </w:lvl>
   </w:abstractNum>
-  <w:abstractNum w:abstractNumId="9">
+  <w:abstractNum w:abstractNumId="10">
     <w:nsid w:val="23F22F36"/>
     <w:multiLevelType w:val="hybridMultilevel"/>
     <w:tmpl w:val="82A0D73C"/>
@@ -12117,7 +12527,7 @@
       </w:pPr>
     </w:lvl>
   </w:abstractNum>
-  <w:abstractNum w:abstractNumId="10">
+  <w:abstractNum w:abstractNumId="11">
     <w:nsid w:val="2CA319EE"/>
     <w:multiLevelType w:val="multilevel"/>
     <w:tmpl w:val="016027DC"/>
@@ -12230,7 +12640,7 @@
       </w:pPr>
     </w:lvl>
   </w:abstractNum>
-  <w:abstractNum w:abstractNumId="11">
+  <w:abstractNum w:abstractNumId="12">
     <w:nsid w:val="3CD73986"/>
     <w:multiLevelType w:val="multilevel"/>
     <w:tmpl w:val="F670D072"/>
@@ -12343,7 +12753,96 @@
       </w:pPr>
     </w:lvl>
   </w:abstractNum>
-  <w:abstractNum w:abstractNumId="12">
+  <w:abstractNum w:abstractNumId="13">
+    <w:nsid w:val="3DA34A5C"/>
+    <w:multiLevelType w:val="hybridMultilevel"/>
+    <w:tmpl w:val="2E9A4842"/>
+    <w:lvl w:ilvl="0" w:tplc="40090011">
+      <w:start w:val="1"/>
+      <w:numFmt w:val="decimal"/>
+      <w:lvlText w:val="%1)"/>
+      <w:lvlJc w:val="left"/>
+      <w:pPr>
+        <w:ind w:left="720" w:hanging="360"/>
+      </w:pPr>
+      <w:rPr>
+        <w:rFonts w:hint="default"/>
+      </w:rPr>
+    </w:lvl>
+    <w:lvl w:ilvl="1" w:tplc="40090019" w:tentative="1">
+      <w:start w:val="1"/>
+      <w:numFmt w:val="lowerLetter"/>
+      <w:lvlText w:val="%2."/>
+      <w:lvlJc w:val="left"/>
+      <w:pPr>
+        <w:ind w:left="1440" w:hanging="360"/>
+      </w:pPr>
+    </w:lvl>
+    <w:lvl w:ilvl="2" w:tplc="4009001B" w:tentative="1">
+      <w:start w:val="1"/>
+      <w:numFmt w:val="lowerRoman"/>
+      <w:lvlText w:val="%3."/>
+      <w:lvlJc w:val="right"/>
+      <w:pPr>
+        <w:ind w:left="2160" w:hanging="180"/>
+      </w:pPr>
+    </w:lvl>
+    <w:lvl w:ilvl="3" w:tplc="4009000F" w:tentative="1">
+      <w:start w:val="1"/>
+      <w:numFmt w:val="decimal"/>
+      <w:lvlText w:val="%4."/>
+      <w:lvlJc w:val="left"/>
+      <w:pPr>
+        <w:ind w:left="2880" w:hanging="360"/>
+      </w:pPr>
+    </w:lvl>
+    <w:lvl w:ilvl="4" w:tplc="40090019" w:tentative="1">
+      <w:start w:val="1"/>
+      <w:numFmt w:val="lowerLetter"/>
+      <w:lvlText w:val="%5."/>
+      <w:lvlJc w:val="left"/>
+      <w:pPr>
+        <w:ind w:left="3600" w:hanging="360"/>
+      </w:pPr>
+    </w:lvl>
+    <w:lvl w:ilvl="5" w:tplc="4009001B" w:tentative="1">
+      <w:start w:val="1"/>
+      <w:numFmt w:val="lowerRoman"/>
+      <w:lvlText w:val="%6."/>
+      <w:lvlJc w:val="right"/>
+      <w:pPr>
+        <w:ind w:left="4320" w:hanging="180"/>
+      </w:pPr>
+    </w:lvl>
+    <w:lvl w:ilvl="6" w:tplc="4009000F" w:tentative="1">
+      <w:start w:val="1"/>
+      <w:numFmt w:val="decimal"/>
+      <w:lvlText w:val="%7."/>
+      <w:lvlJc w:val="left"/>
+      <w:pPr>
+        <w:ind w:left="5040" w:hanging="360"/>
+      </w:pPr>
+    </w:lvl>
+    <w:lvl w:ilvl="7" w:tplc="40090019" w:tentative="1">
+      <w:start w:val="1"/>
+      <w:numFmt w:val="lowerLetter"/>
+      <w:lvlText w:val="%8."/>
+      <w:lvlJc w:val="left"/>
+      <w:pPr>
+        <w:ind w:left="5760" w:hanging="360"/>
+      </w:pPr>
+    </w:lvl>
+    <w:lvl w:ilvl="8" w:tplc="4009001B" w:tentative="1">
+      <w:start w:val="1"/>
+      <w:numFmt w:val="lowerRoman"/>
+      <w:lvlText w:val="%9."/>
+      <w:lvlJc w:val="right"/>
+      <w:pPr>
+        <w:ind w:left="6480" w:hanging="180"/>
+      </w:pPr>
+    </w:lvl>
+  </w:abstractNum>
+  <w:abstractNum w:abstractNumId="14">
     <w:nsid w:val="407B7165"/>
     <w:multiLevelType w:val="multilevel"/>
     <w:tmpl w:val="E12E6800"/>
@@ -12456,7 +12955,7 @@
       </w:pPr>
     </w:lvl>
   </w:abstractNum>
-  <w:abstractNum w:abstractNumId="13">
+  <w:abstractNum w:abstractNumId="15">
     <w:nsid w:val="48010BBC"/>
     <w:multiLevelType w:val="multilevel"/>
     <w:tmpl w:val="BCC445EC"/>
@@ -12569,7 +13068,7 @@
       </w:pPr>
     </w:lvl>
   </w:abstractNum>
-  <w:abstractNum w:abstractNumId="14">
+  <w:abstractNum w:abstractNumId="16">
     <w:nsid w:val="50C01A1F"/>
     <w:multiLevelType w:val="multilevel"/>
     <w:tmpl w:val="79DEAD9E"/>
@@ -12682,7 +13181,7 @@
       </w:pPr>
     </w:lvl>
   </w:abstractNum>
-  <w:abstractNum w:abstractNumId="15">
+  <w:abstractNum w:abstractNumId="17">
     <w:nsid w:val="653C0B85"/>
     <w:multiLevelType w:val="hybridMultilevel"/>
     <w:tmpl w:val="46B64752"/>
@@ -12771,7 +13270,7 @@
       </w:pPr>
     </w:lvl>
   </w:abstractNum>
-  <w:abstractNum w:abstractNumId="16">
+  <w:abstractNum w:abstractNumId="18">
     <w:nsid w:val="6F1379CD"/>
     <w:multiLevelType w:val="hybridMultilevel"/>
     <w:tmpl w:val="48E633C2"/>
@@ -12860,7 +13359,7 @@
       </w:pPr>
     </w:lvl>
   </w:abstractNum>
-  <w:abstractNum w:abstractNumId="17">
+  <w:abstractNum w:abstractNumId="19">
     <w:nsid w:val="75A22563"/>
     <w:multiLevelType w:val="multilevel"/>
     <w:tmpl w:val="EE586018"/>
@@ -12973,7 +13472,7 @@
       </w:pPr>
     </w:lvl>
   </w:abstractNum>
-  <w:abstractNum w:abstractNumId="18">
+  <w:abstractNum w:abstractNumId="20">
     <w:nsid w:val="77902904"/>
     <w:multiLevelType w:val="multilevel"/>
     <w:tmpl w:val="6256DE44"/>
@@ -13086,7 +13585,7 @@
       </w:pPr>
     </w:lvl>
   </w:abstractNum>
-  <w:abstractNum w:abstractNumId="19">
+  <w:abstractNum w:abstractNumId="21">
     <w:nsid w:val="77CE6F04"/>
     <w:multiLevelType w:val="hybridMultilevel"/>
     <w:tmpl w:val="0C3E27E2"/>
@@ -13175,7 +13674,7 @@
       </w:pPr>
     </w:lvl>
   </w:abstractNum>
-  <w:abstractNum w:abstractNumId="20">
+  <w:abstractNum w:abstractNumId="22">
     <w:nsid w:val="79812479"/>
     <w:multiLevelType w:val="multilevel"/>
     <w:tmpl w:val="E0C21E18"/>
@@ -13289,67 +13788,73 @@
     </w:lvl>
   </w:abstractNum>
   <w:num w:numId="1">
-    <w:abstractNumId w:val="9"/>
+    <w:abstractNumId w:val="10"/>
   </w:num>
   <w:num w:numId="2">
-    <w:abstractNumId w:val="3"/>
+    <w:abstractNumId w:val="4"/>
   </w:num>
   <w:num w:numId="3">
-    <w:abstractNumId w:val="7"/>
+    <w:abstractNumId w:val="8"/>
   </w:num>
   <w:num w:numId="4">
-    <w:abstractNumId w:val="15"/>
+    <w:abstractNumId w:val="17"/>
   </w:num>
   <w:num w:numId="5">
+    <w:abstractNumId w:val="21"/>
+  </w:num>
+  <w:num w:numId="6">
     <w:abstractNumId w:val="19"/>
   </w:num>
-  <w:num w:numId="6">
-    <w:abstractNumId w:val="17"/>
-  </w:num>
   <w:num w:numId="7">
-    <w:abstractNumId w:val="13"/>
+    <w:abstractNumId w:val="15"/>
   </w:num>
   <w:num w:numId="8">
     <w:abstractNumId w:val="1"/>
   </w:num>
   <w:num w:numId="9">
+    <w:abstractNumId w:val="12"/>
+  </w:num>
+  <w:num w:numId="10">
     <w:abstractNumId w:val="11"/>
   </w:num>
-  <w:num w:numId="10">
-    <w:abstractNumId w:val="10"/>
+  <w:num w:numId="11">
+    <w:abstractNumId w:val="16"/>
   </w:num>
-  <w:num w:numId="11">
+  <w:num w:numId="12">
+    <w:abstractNumId w:val="22"/>
+  </w:num>
+  <w:num w:numId="13">
     <w:abstractNumId w:val="14"/>
   </w:num>
-  <w:num w:numId="12">
+  <w:num w:numId="14">
+    <w:abstractNumId w:val="5"/>
+  </w:num>
+  <w:num w:numId="15">
+    <w:abstractNumId w:val="3"/>
+  </w:num>
+  <w:num w:numId="16">
     <w:abstractNumId w:val="20"/>
   </w:num>
-  <w:num w:numId="13">
-    <w:abstractNumId w:val="12"/>
-  </w:num>
-  <w:num w:numId="14">
-    <w:abstractNumId w:val="4"/>
-  </w:num>
-  <w:num w:numId="15">
-    <w:abstractNumId w:val="2"/>
-  </w:num>
-  <w:num w:numId="16">
-    <w:abstractNumId w:val="18"/>
-  </w:num>
   <w:num w:numId="17">
-    <w:abstractNumId w:val="6"/>
+    <w:abstractNumId w:val="7"/>
   </w:num>
   <w:num w:numId="18">
     <w:abstractNumId w:val="0"/>
   </w:num>
   <w:num w:numId="19">
-    <w:abstractNumId w:val="8"/>
+    <w:abstractNumId w:val="9"/>
   </w:num>
   <w:num w:numId="20">
-    <w:abstractNumId w:val="16"/>
+    <w:abstractNumId w:val="18"/>
   </w:num>
   <w:num w:numId="21">
-    <w:abstractNumId w:val="5"/>
+    <w:abstractNumId w:val="6"/>
+  </w:num>
+  <w:num w:numId="22">
+    <w:abstractNumId w:val="13"/>
+  </w:num>
+  <w:num w:numId="23">
+    <w:abstractNumId w:val="2"/>
   </w:num>
 </w:numbering>
 </file>
@@ -14433,7 +14938,7 @@
 </file>
 
 <file path=customXml/itemProps1.xml><?xml version="1.0" encoding="utf-8"?>
-<ds:datastoreItem xmlns:ds="http://schemas.openxmlformats.org/officeDocument/2006/customXml" ds:itemID="{3A35E0D1-CA8D-431D-9893-5D30BF8E73CA}">
+<ds:datastoreItem xmlns:ds="http://schemas.openxmlformats.org/officeDocument/2006/customXml" ds:itemID="{546567EB-3E36-4BB5-8E27-FEFDC01639FB}">
   <ds:schemaRefs>
     <ds:schemaRef ds:uri="http://schemas.openxmlformats.org/officeDocument/2006/bibliography"/>
   </ds:schemaRefs>
